--- a/Quanta, Actually - SERIES/QED Course/chapters/Lesson 64 Electron Self-Energy.docx
+++ b/Quanta, Actually - SERIES/QED Course/chapters/Lesson 64 Electron Self-Energy.docx
@@ -17,7 +17,7 @@
         <w:jc w:val="center"/>
       </w:pPr>
       <w:r>
-        <w:t>Lesson 64 of the Complete Quantum Electrodynamics Course</w:t>
+        <w:t>Lesson 64 of Quantum, Actually, Volume 2: A QED Course</w:t>
       </w:r>
     </w:p>
     <w:p>
@@ -114,7 +114,25 @@
         <w:pStyle w:val="ListBullet"/>
       </w:pPr>
       <w:r>
-        <w:t>Reuse Lesson 55's contraction identity γ^μ(a̸+m)γ_μ=−2a̸+4m to simplify the numerator without any new gamma-matrix algebra.</w:t>
+        <w:t>Reuse Lesson 55's contraction identity γ</w:t>
+      </w:r>
+      <w:r>
+        <w:rPr>
+          <w:vertAlign w:val="superscript"/>
+        </w:rPr>
+        <w:t>μ</w:t>
+      </w:r>
+      <w:r>
+        <w:t>(a̸+m)γ</w:t>
+      </w:r>
+      <w:r>
+        <w:rPr>
+          <w:vertAlign w:val="subscript"/>
+        </w:rPr>
+        <w:t>μ</w:t>
+      </w:r>
+      <w:r>
+        <w:t>=−2a̸+4m to simplify the numerator without any new gamma-matrix algebra.</w:t>
       </w:r>
     </w:p>
     <w:p>
@@ -357,6 +375,85 @@
         </w:tc>
       </w:tr>
     </w:tbl>
+    <w:tbl>
+      <w:tblPr>
+        <w:tblW w:type="auto" w:w="0"/>
+        <w:jc w:val="center"/>
+        <w:tblLayout w:type="fixed"/>
+        <w:tblLook w:firstColumn="1" w:firstRow="1" w:lastColumn="0" w:lastRow="0" w:noHBand="0" w:noVBand="1" w:val="04A0"/>
+        <w:tblBorders>
+          <w:top w:val="single" w:sz="8" w:color="7FA7CF"/>
+          <w:left w:val="single" w:sz="8" w:color="7FA7CF"/>
+          <w:bottom w:val="single" w:sz="8" w:color="7FA7CF"/>
+          <w:right w:val="single" w:sz="8" w:color="7FA7CF"/>
+        </w:tblBorders>
+      </w:tblPr>
+      <w:tblGrid>
+        <w:gridCol w:w="9392"/>
+      </w:tblGrid>
+      <w:tr>
+        <w:tc>
+          <w:tcPr>
+            <w:tcW w:type="dxa" w:w="9392"/>
+            <w:shd w:fill="F3F7FB"/>
+            <w:tcMar>
+              <w:top w:w="140" w:type="dxa"/>
+              <w:start w:w="140" w:type="dxa"/>
+              <w:bottom w:w="140" w:type="dxa"/>
+              <w:end w:w="140" w:type="dxa"/>
+            </w:tcMar>
+          </w:tcPr>
+          <w:p>
+            <w:r>
+              <w:rPr>
+                <w:b/>
+                <w:color w:val="1F4E78"/>
+              </w:rPr>
+              <w:t>First pass: the result before the derivation</w:t>
+            </w:r>
+          </w:p>
+          <w:p>
+            <w:pPr>
+              <w:spacing w:after="60"/>
+            </w:pPr>
+            <w:r>
+              <w:t>The self-energy Σ(p) = −ie²∫d⁴k/(2π)⁴ γ</w:t>
+            </w:r>
+            <w:r>
+              <w:rPr>
+                <w:vertAlign w:val="superscript"/>
+              </w:rPr>
+              <w:t>μ</w:t>
+            </w:r>
+            <w:r>
+              <w:t>(p̸ − k̸ + m)γ</w:t>
+            </w:r>
+            <w:r>
+              <w:rPr>
+                <w:vertAlign w:val="subscript"/>
+              </w:rPr>
+              <w:t>μ</w:t>
+            </w:r>
+            <w:r>
+              <w:t>/[((p − k)² − m²)k²] grows linearly with the cutoff by naive counting.</w:t>
+            </w:r>
+          </w:p>
+          <w:p>
+            <w:pPr>
+              <w:spacing w:after="60"/>
+            </w:pPr>
+            <w:r>
+              <w:t>It shifts the electron's mass: the mass in the Lagrangian is not the measured mass (Lesson 68).</w:t>
+            </w:r>
+          </w:p>
+        </w:tc>
+      </w:tr>
+    </w:tbl>
+    <w:p>
+      <w:pPr>
+        <w:spacing w:after="80"/>
+      </w:pPr>
+    </w:p>
     <w:p>
       <w:pPr>
         <w:pStyle w:val="Heading2"/>
@@ -367,55 +464,56 @@
     </w:p>
     <w:p>
       <w:pPr>
-        <w:spacing w:before="160" w:after="160"/>
+        <w:keepNext/>
+        <w:spacing w:before="160" w:after="40"/>
+        <w:jc w:val="center"/>
+      </w:pPr>
+      <w:r>
+        <w:drawing>
+          <wp:inline xmlns:a="http://schemas.openxmlformats.org/drawingml/2006/main" xmlns:pic="http://schemas.openxmlformats.org/drawingml/2006/picture">
+            <wp:extent cx="5486400" cy="1410527"/>
+            <wp:docPr id="1" name="Picture 1"/>
+            <wp:cNvGraphicFramePr>
+              <a:graphicFrameLocks noChangeAspect="1"/>
+            </wp:cNvGraphicFramePr>
+            <a:graphic>
+              <a:graphicData uri="http://schemas.openxmlformats.org/drawingml/2006/picture">
+                <pic:pic>
+                  <pic:nvPicPr>
+                    <pic:cNvPr id="0" name="L64_se.png"/>
+                    <pic:cNvPicPr/>
+                  </pic:nvPicPr>
+                  <pic:blipFill>
+                    <a:blip r:embed="rId11"/>
+                    <a:stretch>
+                      <a:fillRect/>
+                    </a:stretch>
+                  </pic:blipFill>
+                  <pic:spPr>
+                    <a:xfrm>
+                      <a:off x="0" y="0"/>
+                      <a:ext cx="5486400" cy="1410527"/>
+                    </a:xfrm>
+                    <a:prstGeom prst="rect"/>
+                  </pic:spPr>
+                </pic:pic>
+              </a:graphicData>
+            </a:graphic>
+          </wp:inline>
+        </w:drawing>
+      </w:r>
+    </w:p>
+    <w:p>
+      <w:pPr>
+        <w:spacing w:after="200"/>
         <w:jc w:val="center"/>
       </w:pPr>
       <w:r>
         <w:rPr>
-          <w:rFonts w:ascii="Consolas" w:hAnsi="Consolas" w:cs="Consolas" w:eastAsia="Consolas"/>
-          <w:sz w:val="20"/>
+          <w:i/>
+          <w:sz w:val="19"/>
         </w:rPr>
-        <w:t xml:space="preserve">   e⁻(p) ----*~~~~~~~~~~~~~~~*</w:t>
-      </w:r>
-      <w:r>
-        <w:rPr>
-          <w:rFonts w:ascii="Consolas" w:hAnsi="Consolas" w:cs="Consolas" w:eastAsia="Consolas"/>
-          <w:sz w:val="20"/>
-        </w:rPr>
-        <w:br/>
-        <w:t xml:space="preserve">              \             /</w:t>
-      </w:r>
-      <w:r>
-        <w:rPr>
-          <w:rFonts w:ascii="Consolas" w:hAnsi="Consolas" w:cs="Consolas" w:eastAsia="Consolas"/>
-          <w:sz w:val="20"/>
-        </w:rPr>
-        <w:br/>
-        <w:t xml:space="preserve">               \           /</w:t>
-      </w:r>
-      <w:r>
-        <w:rPr>
-          <w:rFonts w:ascii="Consolas" w:hAnsi="Consolas" w:cs="Consolas" w:eastAsia="Consolas"/>
-          <w:sz w:val="20"/>
-        </w:rPr>
-        <w:br/>
-        <w:t xml:space="preserve">                \         /</w:t>
-      </w:r>
-      <w:r>
-        <w:rPr>
-          <w:rFonts w:ascii="Consolas" w:hAnsi="Consolas" w:cs="Consolas" w:eastAsia="Consolas"/>
-          <w:sz w:val="20"/>
-        </w:rPr>
-        <w:br/>
-        <w:t xml:space="preserve">                 ---------     virtual photon k</w:t>
-      </w:r>
-      <w:r>
-        <w:rPr>
-          <w:rFonts w:ascii="Consolas" w:hAnsi="Consolas" w:cs="Consolas" w:eastAsia="Consolas"/>
-          <w:sz w:val="20"/>
-        </w:rPr>
-        <w:br/>
-        <w:t xml:space="preserve">               electron p−k</w:t>
+        <w:t>Figure 64.1. Electron self-energy: the electron emits and reabsorbs a virtual photon of momentum k.</w:t>
       </w:r>
     </w:p>
     <w:p>
@@ -465,7 +563,16 @@
     </w:p>
     <w:p>
       <w:r>
-        <w:t>State what kind of mathematical object Σ(p) must therefore be, given Section 1.2's second point. Since its spinor indices are left open rather than traced over, Σ(p) is not an ordinary number, the way Π^μν(q) is a number for each choice of μ and ν; it is a 4×4 matrix in spinor space, the same kind of object a propagator numerator such as p̸+m already is, which is precisely why it can be inserted between two ordinary propagators later without any awkwardness.</w:t>
+        <w:t>State what kind of mathematical object Σ(p) must therefore be, given Section 1.2's second point. Since its spinor indices are left open rather than traced over, Σ(p) is not an ordinary number, the way Π</w:t>
+      </w:r>
+      <w:r>
+        <w:rPr>
+          <w:vertAlign w:val="superscript"/>
+        </w:rPr>
+        <w:t>μν</w:t>
+      </w:r>
+      <w:r>
+        <w:t>(q) is a number for each choice of μ and ν; it is a 4×4 matrix in spinor space, the same kind of object a propagator numerator such as p̸+m already is, which is precisely why it can be inserted between two ordinary propagators later without any awkwardness.</w:t>
       </w:r>
     </w:p>
     <w:p>
@@ -746,7 +853,16 @@
     </w:p>
     <w:p>
       <w:r>
-        <w:t>with the electron propagator carrying the internal momentum p−k, and the photon propagator carrying the loop momentum k directly, connecting the two vertices with the metric g_μν rather than with any spinor structure of its own.</w:t>
+        <w:t>with the electron propagator carrying the internal momentum p−k, and the photon propagator carrying the loop momentum k directly, connecting the two vertices with the metric g</w:t>
+      </w:r>
+      <w:r>
+        <w:rPr>
+          <w:vertAlign w:val="subscript"/>
+        </w:rPr>
+        <w:t>μν</w:t>
+      </w:r>
+      <w:r>
+        <w:t xml:space="preserve"> rather than with any spinor structure of its own.</w:t>
       </w:r>
     </w:p>
     <w:p>
@@ -1009,7 +1125,52 @@
     </w:p>
     <w:p>
       <w:r>
-        <w:t>and using γ^μγ^νg_μν=γ^μγ_μ to contract the two vertex indices directly through the photon propagator's metric,</w:t>
+        <w:t>and using γ</w:t>
+      </w:r>
+      <w:r>
+        <w:rPr>
+          <w:vertAlign w:val="superscript"/>
+        </w:rPr>
+        <w:t>μ</w:t>
+      </w:r>
+      <w:r>
+        <w:t>γ</w:t>
+      </w:r>
+      <w:r>
+        <w:rPr>
+          <w:vertAlign w:val="superscript"/>
+        </w:rPr>
+        <w:t>ν</w:t>
+      </w:r>
+      <w:r>
+        <w:t>g</w:t>
+      </w:r>
+      <w:r>
+        <w:rPr>
+          <w:vertAlign w:val="subscript"/>
+        </w:rPr>
+        <w:t>μν</w:t>
+      </w:r>
+      <w:r>
+        <w:t>=γ</w:t>
+      </w:r>
+      <w:r>
+        <w:rPr>
+          <w:vertAlign w:val="superscript"/>
+        </w:rPr>
+        <w:t>μ</w:t>
+      </w:r>
+      <w:r>
+        <w:t>γ</w:t>
+      </w:r>
+      <w:r>
+        <w:rPr>
+          <w:vertAlign w:val="subscript"/>
+        </w:rPr>
+        <w:t>μ</w:t>
+      </w:r>
+      <w:r>
+        <w:t xml:space="preserve"> to contract the two vertex indices directly through the photon propagator's metric,</w:t>
       </w:r>
     </w:p>
     <w:p>
@@ -1250,7 +1411,34 @@
     </w:p>
     <w:p>
       <w:r>
-        <w:t>Explain, referring to Section 1.2, why no trace symbol appears anywhere in Section 2.1 or Section 2.2, unlike every expression in Lesson 63. Lesson 63's iΠ^μν(q) needed a trace because the loop there closed entirely on itself with no external spinor to hand its indices to; here, p̸−k̸+m sits inside γ^μ(⋯)γ_μ with its spinor indices left free, ready to be sandwiched between whatever comes before and after this self-energy insertion in a larger diagram, so nothing is available, or appropriate, to trace against.</w:t>
+        <w:t>Explain, referring to Section 1.2, why no trace symbol appears anywhere in Section 2.1 or Section 2.2, unlike every expression in Lesson 63. Lesson 63's iΠ</w:t>
+      </w:r>
+      <w:r>
+        <w:rPr>
+          <w:vertAlign w:val="superscript"/>
+        </w:rPr>
+        <w:t>μν</w:t>
+      </w:r>
+      <w:r>
+        <w:t>(q) needed a trace because the loop there closed entirely on itself with no external spinor to hand its indices to; here, p̸−k̸+m sits inside γ</w:t>
+      </w:r>
+      <w:r>
+        <w:rPr>
+          <w:vertAlign w:val="superscript"/>
+        </w:rPr>
+        <w:t>μ</w:t>
+      </w:r>
+      <w:r>
+        <w:t>(⋯)γ</w:t>
+      </w:r>
+      <w:r>
+        <w:rPr>
+          <w:vertAlign w:val="subscript"/>
+        </w:rPr>
+        <w:t>μ</w:t>
+      </w:r>
+      <w:r>
+        <w:t xml:space="preserve"> with its spinor indices left free, ready to be sandwiched between whatever comes before and after this self-energy insertion in a larger diagram, so nothing is available, or appropriate, to trace against.</w:t>
       </w:r>
     </w:p>
     <w:p>
@@ -1271,7 +1459,43 @@
     </w:p>
     <w:p>
       <w:r>
-        <w:t>γ^μ(p̸−k̸+m)γ_μ has the form γ^μ(a̸+m)γ_μ for a=p−k, and this is not new: Lesson 55, Section 3.1, proved</w:t>
+        <w:t>γ</w:t>
+      </w:r>
+      <w:r>
+        <w:rPr>
+          <w:vertAlign w:val="superscript"/>
+        </w:rPr>
+        <w:t>μ</w:t>
+      </w:r>
+      <w:r>
+        <w:t>(p̸−k̸+m)γ</w:t>
+      </w:r>
+      <w:r>
+        <w:rPr>
+          <w:vertAlign w:val="subscript"/>
+        </w:rPr>
+        <w:t>μ</w:t>
+      </w:r>
+      <w:r>
+        <w:t xml:space="preserve"> has the form γ</w:t>
+      </w:r>
+      <w:r>
+        <w:rPr>
+          <w:vertAlign w:val="superscript"/>
+        </w:rPr>
+        <w:t>μ</w:t>
+      </w:r>
+      <w:r>
+        <w:t>(a̸+m)γ</w:t>
+      </w:r>
+      <w:r>
+        <w:rPr>
+          <w:vertAlign w:val="subscript"/>
+        </w:rPr>
+        <w:t>μ</w:t>
+      </w:r>
+      <w:r>
+        <w:t xml:space="preserve"> for a=p−k, and this is not new: Lesson 55, Section 3.1, proved</w:t>
       </w:r>
     </w:p>
     <w:p>
@@ -1564,7 +1788,25 @@
     </w:p>
     <w:p>
       <w:r>
-        <w:t>using γ^μγ_μ=4 (Lesson 21) for the second term and Section 3.1's identity, with a=p−k, for the first.</w:t>
+        <w:t>using γ</w:t>
+      </w:r>
+      <w:r>
+        <w:rPr>
+          <w:vertAlign w:val="superscript"/>
+        </w:rPr>
+        <w:t>μ</w:t>
+      </w:r>
+      <w:r>
+        <w:t>γ</w:t>
+      </w:r>
+      <w:r>
+        <w:rPr>
+          <w:vertAlign w:val="subscript"/>
+        </w:rPr>
+        <w:t>μ</w:t>
+      </w:r>
+      <w:r>
+        <w:t>=4 (Lesson 21) for the second term and Section 3.1's identity, with a=p−k, for the first.</w:t>
       </w:r>
     </w:p>
     <w:p>
@@ -2230,7 +2472,16 @@
     </w:p>
     <w:p>
       <w:r>
-        <w:t>Just as Lesson 63, Section 4, argued that Π^μν(q) must take a specific tensor form before its exact value was known, Section 5.1 fixes Σ(p)'s general shape before Lesson 67 computes A(p²) and B(p²) explicitly. Once those two functions are in hand, Lesson 68 identifies A(p²) at p²=m² as a correction to the electron's mass and B(p²) as a correction to how its propagator is normalized, the self-energy analogue of Lesson 63's Π(q²).</w:t>
+        <w:t>Just as Lesson 63, Section 4, argued that Π</w:t>
+      </w:r>
+      <w:r>
+        <w:rPr>
+          <w:vertAlign w:val="superscript"/>
+        </w:rPr>
+        <w:t>μν</w:t>
+      </w:r>
+      <w:r>
+        <w:t>(q) must take a specific tensor form before its exact value was known, Section 5.1 fixes Σ(p)'s general shape before Lesson 67 computes A(p²) and B(p²) explicitly. Once those two functions are in hand, Lesson 68 identifies A(p²) at p²=m² as a correction to the electron's mass and B(p²) as a correction to how its propagator is normalized, the self-energy analogue of Lesson 63's Π(q²).</w:t>
       </w:r>
     </w:p>
     <w:p>
@@ -2402,7 +2653,25 @@
           </w:tcPr>
           <w:p>
             <w:r>
-              <w:t>γ^μ(a̸+m)γ_μ=−2a̸+4m, reused from Lesson 55</w:t>
+              <w:t>γ</w:t>
+            </w:r>
+            <w:r>
+              <w:rPr>
+                <w:vertAlign w:val="superscript"/>
+              </w:rPr>
+              <w:t>μ</w:t>
+            </w:r>
+            <w:r>
+              <w:t>(a̸+m)γ</w:t>
+            </w:r>
+            <w:r>
+              <w:rPr>
+                <w:vertAlign w:val="subscript"/>
+              </w:rPr>
+              <w:t>μ</w:t>
+            </w:r>
+            <w:r>
+              <w:t>=−2a̸+4m, reused from Lesson 55</w:t>
             </w:r>
           </w:p>
         </w:tc>
@@ -2528,7 +2797,25 @@
         </w:numPr>
       </w:pPr>
       <w:r>
-        <w:t>Assembling the four pieces and collecting prefactors gives Σ(p)=−ie²∫d⁴k/(2π)⁴ γ^μ(p̸−k̸+m)γ_μ/[((p−k)²−m²)k²].</w:t>
+        <w:t>Assembling the four pieces and collecting prefactors gives Σ(p)=−ie²∫d⁴k/(2π)⁴ γ</w:t>
+      </w:r>
+      <w:r>
+        <w:rPr>
+          <w:vertAlign w:val="superscript"/>
+        </w:rPr>
+        <w:t>μ</w:t>
+      </w:r>
+      <w:r>
+        <w:t>(p̸−k̸+m)γ</w:t>
+      </w:r>
+      <w:r>
+        <w:rPr>
+          <w:vertAlign w:val="subscript"/>
+        </w:rPr>
+        <w:t>μ</w:t>
+      </w:r>
+      <w:r>
+        <w:t>/[((p−k)²−m²)k²].</w:t>
       </w:r>
     </w:p>
     <w:p>
@@ -2540,7 +2827,25 @@
         </w:numPr>
       </w:pPr>
       <w:r>
-        <w:t>Lesson 55's identity γ^μ(a̸+m)γ_μ=−2a̸+4m, applied with a=p−k, reduces the numerator to 2(p̸−k̸)−4m with no new algebra.</w:t>
+        <w:t>Lesson 55's identity γ</w:t>
+      </w:r>
+      <w:r>
+        <w:rPr>
+          <w:vertAlign w:val="superscript"/>
+        </w:rPr>
+        <w:t>μ</w:t>
+      </w:r>
+      <w:r>
+        <w:t>(a̸+m)γ</w:t>
+      </w:r>
+      <w:r>
+        <w:rPr>
+          <w:vertAlign w:val="subscript"/>
+        </w:rPr>
+        <w:t>μ</w:t>
+      </w:r>
+      <w:r>
+        <w:t>=−2a̸+4m, applied with a=p−k, reduces the numerator to 2(p̸−k̸)−4m with no new algebra.</w:t>
       </w:r>
     </w:p>
     <w:p>
@@ -2665,7 +2970,13 @@
           </w:tcPr>
           <w:p>
             <w:r>
-              <w:t>Draw the self-energy diagram from memory and label its two vertices, its internal electron momentum, and its internal photon momentum.</w:t>
+              <w:rPr>
+                <w:b/>
+              </w:rPr>
+              <w:t>Core.</w:t>
+            </w:r>
+            <w:r>
+              <w:t xml:space="preserve"> Draw the self-energy diagram from memory and label its two vertices, its internal electron momentum, and its internal photon momentum.</w:t>
             </w:r>
           </w:p>
         </w:tc>
@@ -2703,7 +3014,13 @@
           </w:tcPr>
           <w:p>
             <w:r>
-              <w:t>Explain why this diagram's loop is not a closed fermion loop, contrasting the electron line here with the fully closed loop of Lesson 63, Section 1.2.</w:t>
+              <w:rPr>
+                <w:b/>
+              </w:rPr>
+              <w:t>Extension.</w:t>
+            </w:r>
+            <w:r>
+              <w:t xml:space="preserve"> Explain why this diagram's loop is not a closed fermion loop, contrasting the electron line here with the fully closed loop of Lesson 63, Section 1.2.</w:t>
             </w:r>
           </w:p>
         </w:tc>
@@ -2739,7 +3056,13 @@
           </w:tcPr>
           <w:p>
             <w:r>
-              <w:t>Explain why Σ(p) must be a matrix rather than a number, referring to what it will eventually be multiplied against in a larger diagram.</w:t>
+              <w:rPr>
+                <w:b/>
+              </w:rPr>
+              <w:t>Extension.</w:t>
+            </w:r>
+            <w:r>
+              <w:t xml:space="preserve"> Explain why Σ(p) must be a matrix rather than a number, referring to what it will eventually be multiplied against in a larger diagram.</w:t>
             </w:r>
           </w:p>
         </w:tc>
@@ -2777,7 +3100,13 @@
           </w:tcPr>
           <w:p>
             <w:r>
-              <w:t>Multiply both sides of −iΣ(p)=−e²∫⋯ by −i and confirm the resulting sign in Σ(p)=−ie²∫⋯, following Section 2.2's last step explicitly.</w:t>
+              <w:rPr>
+                <w:b/>
+              </w:rPr>
+              <w:t>Core.</w:t>
+            </w:r>
+            <w:r>
+              <w:t xml:space="preserve"> Multiply both sides of −iΣ(p)=−e²∫⋯ by −i and confirm the resulting sign in Σ(p)=−ie²∫⋯, following Section 2.2's last step explicitly.</w:t>
             </w:r>
           </w:p>
         </w:tc>
@@ -2813,7 +3142,13 @@
           </w:tcPr>
           <w:p>
             <w:r>
-              <w:t>Verify the prefactor collection of Section 2.2 by multiplying (ie)(i)(ie)(−i) step by step.</w:t>
+              <w:rPr>
+                <w:b/>
+              </w:rPr>
+              <w:t>Core.</w:t>
+            </w:r>
+            <w:r>
+              <w:t xml:space="preserve"> Verify the prefactor collection of Section 2.2 by multiplying (ie)(i)(ie)(−i) step by step.</w:t>
             </w:r>
           </w:p>
         </w:tc>
@@ -2851,7 +3186,49 @@
           </w:tcPr>
           <w:p>
             <w:r>
-              <w:t>State Lesson 55's identity γ^μγ^aγ_μ=−2γ^a from memory, then check it against Section 3.1.</w:t>
+              <w:rPr>
+                <w:b/>
+              </w:rPr>
+              <w:t>Core.</w:t>
+            </w:r>
+            <w:r>
+              <w:t xml:space="preserve"> State Lesson 55's identity γ</w:t>
+            </w:r>
+            <w:r>
+              <w:rPr>
+                <w:vertAlign w:val="superscript"/>
+              </w:rPr>
+              <w:t>μ</w:t>
+            </w:r>
+            <w:r>
+              <w:t>γ</w:t>
+            </w:r>
+            <w:r>
+              <w:rPr>
+                <w:vertAlign w:val="superscript"/>
+              </w:rPr>
+              <w:t>a</w:t>
+            </w:r>
+            <w:r>
+              <w:t>γ</w:t>
+            </w:r>
+            <w:r>
+              <w:rPr>
+                <w:vertAlign w:val="subscript"/>
+              </w:rPr>
+              <w:t>μ</w:t>
+            </w:r>
+            <w:r>
+              <w:t>=−2γ</w:t>
+            </w:r>
+            <w:r>
+              <w:rPr>
+                <w:vertAlign w:val="superscript"/>
+              </w:rPr>
+              <w:t>a</w:t>
+            </w:r>
+            <w:r>
+              <w:t xml:space="preserve"> from memory, then check it against Section 3.1.</w:t>
             </w:r>
           </w:p>
         </w:tc>
@@ -2887,7 +3264,67 @@
           </w:tcPr>
           <w:p>
             <w:r>
-              <w:t>Derive Section 3.2's result by expanding γ^μ(p̸−k̸+m)γ_μ into γ^μ(p̸−k̸)γ_μ+mγ^μγ_μ and simplifying each piece separately.</w:t>
+              <w:rPr>
+                <w:b/>
+              </w:rPr>
+              <w:t>Extension.</w:t>
+            </w:r>
+            <w:r>
+              <w:t xml:space="preserve"> Derive Section 3.2's result by expanding γ</w:t>
+            </w:r>
+            <w:r>
+              <w:rPr>
+                <w:vertAlign w:val="superscript"/>
+              </w:rPr>
+              <w:t>μ</w:t>
+            </w:r>
+            <w:r>
+              <w:t>(p̸−k̸+m)γ</w:t>
+            </w:r>
+            <w:r>
+              <w:rPr>
+                <w:vertAlign w:val="subscript"/>
+              </w:rPr>
+              <w:t>μ</w:t>
+            </w:r>
+            <w:r>
+              <w:t xml:space="preserve"> into γ</w:t>
+            </w:r>
+            <w:r>
+              <w:rPr>
+                <w:vertAlign w:val="superscript"/>
+              </w:rPr>
+              <w:t>μ</w:t>
+            </w:r>
+            <w:r>
+              <w:t>(p̸−k̸)γ</w:t>
+            </w:r>
+            <w:r>
+              <w:rPr>
+                <w:vertAlign w:val="subscript"/>
+              </w:rPr>
+              <w:t>μ</w:t>
+            </w:r>
+            <w:r>
+              <w:t>+mγ</w:t>
+            </w:r>
+            <w:r>
+              <w:rPr>
+                <w:vertAlign w:val="superscript"/>
+              </w:rPr>
+              <w:t>μ</w:t>
+            </w:r>
+            <w:r>
+              <w:t>γ</w:t>
+            </w:r>
+            <w:r>
+              <w:rPr>
+                <w:vertAlign w:val="subscript"/>
+              </w:rPr>
+              <w:t>μ</w:t>
+            </w:r>
+            <w:r>
+              <w:t xml:space="preserve"> and simplifying each piece separately.</w:t>
             </w:r>
           </w:p>
         </w:tc>
@@ -2925,7 +3362,13 @@
           </w:tcPr>
           <w:p>
             <w:r>
-              <w:t>Substitute Section 3.2's simplified numerator into Section 2.2's integral and confirm Section 3.3's final form.</w:t>
+              <w:rPr>
+                <w:b/>
+              </w:rPr>
+              <w:t>Core.</w:t>
+            </w:r>
+            <w:r>
+              <w:t xml:space="preserve"> Substitute Section 3.2's simplified numerator into Section 2.2's integral and confirm Section 3.3's final form.</w:t>
             </w:r>
           </w:p>
         </w:tc>
@@ -2961,7 +3404,13 @@
           </w:tcPr>
           <w:p>
             <w:r>
-              <w:t>Explain why the numerator of Section 3.3 grows like a single power of k at large k, while vacuum polarization's trace (Lesson 63, Section 3.1) grew like k².</w:t>
+              <w:rPr>
+                <w:b/>
+              </w:rPr>
+              <w:t>Extension.</w:t>
+            </w:r>
+            <w:r>
+              <w:t xml:space="preserve"> Explain why the numerator of Section 3.3 grows like a single power of k at large k, while vacuum polarization's trace (Lesson 63, Section 3.1) grew like k².</w:t>
             </w:r>
           </w:p>
         </w:tc>
@@ -2999,7 +3448,13 @@
           </w:tcPr>
           <w:p>
             <w:r>
-              <w:t>Combine Exercise 9 with the denominator's k⁴ growth (identical reasoning to Lesson 63, Section 3.1) to confirm the integrand behaves like 1/k³.</w:t>
+              <w:rPr>
+                <w:b/>
+              </w:rPr>
+              <w:t>Extension.</w:t>
+            </w:r>
+            <w:r>
+              <w:t xml:space="preserve"> Combine Exercise 9 with the denominator's k⁴ growth (identical reasoning to Lesson 63, Section 3.1) to confirm the integrand behaves like 1/k³.</w:t>
             </w:r>
           </w:p>
         </w:tc>
@@ -3035,7 +3490,13 @@
           </w:tcPr>
           <w:p>
             <w:r>
-              <w:t>Using d⁴k∼k³dk, derive Section 4.2's result that the radial integral grows like ∫dk, linearly in the cutoff.</w:t>
+              <w:rPr>
+                <w:b/>
+              </w:rPr>
+              <w:t>Core.</w:t>
+            </w:r>
+            <w:r>
+              <w:t xml:space="preserve"> Using d⁴k∼k³dk, derive Section 4.2's result that the radial integral grows like ∫dk, linearly in the cutoff.</w:t>
             </w:r>
           </w:p>
         </w:tc>
@@ -3073,7 +3534,13 @@
           </w:tcPr>
           <w:p>
             <w:r>
-              <w:t>Explain, without repeating Worked example 4 verbatim, why "one fewer power of k in the numerator" is the same amount as "one power gentler in the divergence."</w:t>
+              <w:rPr>
+                <w:b/>
+              </w:rPr>
+              <w:t>Core.</w:t>
+            </w:r>
+            <w:r>
+              <w:t xml:space="preserve"> Explain, without repeating Worked example 4 verbatim, why "one fewer power of k in the numerator" is the same amount as "one power gentler in the divergence."</w:t>
             </w:r>
           </w:p>
         </w:tc>
@@ -3109,7 +3576,13 @@
           </w:tcPr>
           <w:p>
             <w:r>
-              <w:t>Verify that p̸p̸p̸ reduces to a multiple of p̸, using p̸p̸=p² (Lesson 21), and state what that multiple is.</w:t>
+              <w:rPr>
+                <w:b/>
+              </w:rPr>
+              <w:t>Core.</w:t>
+            </w:r>
+            <w:r>
+              <w:t xml:space="preserve"> Verify that p̸p̸p̸ reduces to a multiple of p̸, using p̸p̸=p² (Lesson 21), and state what that multiple is.</w:t>
             </w:r>
           </w:p>
         </w:tc>
@@ -3147,7 +3620,22 @@
           </w:tcPr>
           <w:p>
             <w:r>
-              <w:t>Explain why no term proportional to, say, γ^5 or a completely different matrix structure could appear in Σ(p), referring to what building blocks are actually available (p and the gamma matrices) and what Lorentz invariance requires.</w:t>
+              <w:rPr>
+                <w:b/>
+              </w:rPr>
+              <w:t>Extension.</w:t>
+            </w:r>
+            <w:r>
+              <w:t xml:space="preserve"> Explain why no term proportional to, say, γ</w:t>
+            </w:r>
+            <w:r>
+              <w:rPr>
+                <w:vertAlign w:val="superscript"/>
+              </w:rPr>
+              <w:t>5</w:t>
+            </w:r>
+            <w:r>
+              <w:t xml:space="preserve"> or a completely different matrix structure could appear in Σ(p), referring to what building blocks are actually available (p and the gamma matrices) and what Lorentz invariance requires.</w:t>
             </w:r>
           </w:p>
         </w:tc>
@@ -3183,7 +3671,13 @@
           </w:tcPr>
           <w:p>
             <w:r>
-              <w:t>Restate, in your own words, why Section 5.1's structural argument holds regardless of whether the integral defining Σ(p) converges, contrasting a structural argument with a computational result.</w:t>
+              <w:rPr>
+                <w:b/>
+              </w:rPr>
+              <w:t>Extension.</w:t>
+            </w:r>
+            <w:r>
+              <w:t xml:space="preserve"> Restate, in your own words, why Section 5.1's structural argument holds regardless of whether the integral defining Σ(p) converges, contrasting a structural argument with a computational result.</w:t>
             </w:r>
           </w:p>
         </w:tc>
@@ -3221,7 +3715,13 @@
           </w:tcPr>
           <w:p>
             <w:r>
-              <w:t>Challenge: state, without performing the calculation, which of the two functions A(p²) or B(p²) you would expect to be more directly associated with a shift in the electron's mass, referring to which of I or p̸ multiplies which term in the free Dirac Lagrangian's mass term, −mψ̄ψ.</w:t>
+              <w:rPr>
+                <w:b/>
+              </w:rPr>
+              <w:t>Challenge.</w:t>
+            </w:r>
+            <w:r>
+              <w:t xml:space="preserve"> State, without performing the calculation, which of the two functions A(p²) or B(p²) you would expect to be more directly associated with a shift in the electron's mass, referring to which of I or p̸ multiplies which term in the free Dirac Lagrangian's mass term, −mψ̄ψ.</w:t>
             </w:r>
           </w:p>
         </w:tc>
@@ -3233,6 +3733,14 @@
       </w:pPr>
       <w:r>
         <w:t>Solutions</w:t>
+      </w:r>
+    </w:p>
+    <w:p>
+      <w:r>
+        <w:rPr>
+          <w:i/>
+        </w:rPr>
+        <w:t>Attempt each exercise before reading its solution. If you are stuck, read only the first sentence of the solution, then try again.</w:t>
       </w:r>
     </w:p>
     <w:p>
@@ -3288,7 +3796,25 @@
         <w:t xml:space="preserve"> </w:t>
       </w:r>
       <w:r>
-        <w:t>Starting from −iΣ(p)=−e²∫[⋯], multiply both sides by −i: (−i)(−iΣ(p))=(−i)(−e²)∫[⋯], giving i²Σ(p)=ie²∫[⋯], i.e. −Σ(p)=ie²∫[⋯], so Σ(p)=−ie²∫[⋯], matching Section 2.2's final line with the full γ^μ(⋯)γ_μ structure restored in place of the bracket.</w:t>
+        <w:t>Starting from −iΣ(p)=−e²∫[⋯], multiply both sides by −i: (−i)(−iΣ(p))=(−i)(−e²)∫[⋯], giving i²Σ(p)=ie²∫[⋯], i.e. −Σ(p)=ie²∫[⋯], so Σ(p)=−ie²∫[⋯], matching Section 2.2's final line with the full γ</w:t>
+      </w:r>
+      <w:r>
+        <w:rPr>
+          <w:vertAlign w:val="superscript"/>
+        </w:rPr>
+        <w:t>μ</w:t>
+      </w:r>
+      <w:r>
+        <w:t>(⋯)γ</w:t>
+      </w:r>
+      <w:r>
+        <w:rPr>
+          <w:vertAlign w:val="subscript"/>
+        </w:rPr>
+        <w:t>μ</w:t>
+      </w:r>
+      <w:r>
+        <w:t xml:space="preserve"> structure restored in place of the bracket.</w:t>
       </w:r>
     </w:p>
     <w:p>
@@ -3316,7 +3842,43 @@
         <w:t xml:space="preserve"> </w:t>
       </w:r>
       <w:r>
-        <w:t>γ^μγ^aγ_μ=−2γ^a (Lesson 55, Section 3.1, the one-slashed-vector case of the more general identity proved there); Section 3.1 states this identity with a=p−k substituted in as the vector being contracted through.</w:t>
+        <w:t>γ</w:t>
+      </w:r>
+      <w:r>
+        <w:rPr>
+          <w:vertAlign w:val="superscript"/>
+        </w:rPr>
+        <w:t>μ</w:t>
+      </w:r>
+      <w:r>
+        <w:t>γ</w:t>
+      </w:r>
+      <w:r>
+        <w:rPr>
+          <w:vertAlign w:val="superscript"/>
+        </w:rPr>
+        <w:t>a</w:t>
+      </w:r>
+      <w:r>
+        <w:t>γ</w:t>
+      </w:r>
+      <w:r>
+        <w:rPr>
+          <w:vertAlign w:val="subscript"/>
+        </w:rPr>
+        <w:t>μ</w:t>
+      </w:r>
+      <w:r>
+        <w:t>=−2γ</w:t>
+      </w:r>
+      <w:r>
+        <w:rPr>
+          <w:vertAlign w:val="superscript"/>
+        </w:rPr>
+        <w:t>a</w:t>
+      </w:r>
+      <w:r>
+        <w:t xml:space="preserve"> (Lesson 55, Section 3.1, the one-slashed-vector case of the more general identity proved there); Section 3.1 states this identity with a=p−k substituted in as the vector being contracted through.</w:t>
       </w:r>
     </w:p>
     <w:p>
@@ -3330,7 +3892,106 @@
         <w:t xml:space="preserve"> </w:t>
       </w:r>
       <w:r>
-        <w:t>γ^μ(p̸−k̸)γ_μ=γ^μγ^a γ_μ with a=(p−k)'s components, giving −2(p̸−k̸) by Exercise 6. mγ^μγ_μ=m·4=4m, using γ^μγ_μ=4 (Lesson 21). Adding the two pieces: γ^μ(p̸−k̸+m)γ_μ=−2(p̸−k̸)+4m, matching Section 3.2.</w:t>
+        <w:t>γ</w:t>
+      </w:r>
+      <w:r>
+        <w:rPr>
+          <w:vertAlign w:val="superscript"/>
+        </w:rPr>
+        <w:t>μ</w:t>
+      </w:r>
+      <w:r>
+        <w:t>(p̸−k̸)γ</w:t>
+      </w:r>
+      <w:r>
+        <w:rPr>
+          <w:vertAlign w:val="subscript"/>
+        </w:rPr>
+        <w:t>μ</w:t>
+      </w:r>
+      <w:r>
+        <w:t>=γ</w:t>
+      </w:r>
+      <w:r>
+        <w:rPr>
+          <w:vertAlign w:val="superscript"/>
+        </w:rPr>
+        <w:t>μ</w:t>
+      </w:r>
+      <w:r>
+        <w:t>γ</w:t>
+      </w:r>
+      <w:r>
+        <w:rPr>
+          <w:vertAlign w:val="superscript"/>
+        </w:rPr>
+        <w:t>a</w:t>
+      </w:r>
+      <w:r>
+        <w:t xml:space="preserve"> γ</w:t>
+      </w:r>
+      <w:r>
+        <w:rPr>
+          <w:vertAlign w:val="subscript"/>
+        </w:rPr>
+        <w:t>μ</w:t>
+      </w:r>
+      <w:r>
+        <w:t xml:space="preserve"> with a=(p−k)'s components, giving −2(p̸−k̸) by Exercise 6. mγ</w:t>
+      </w:r>
+      <w:r>
+        <w:rPr>
+          <w:vertAlign w:val="superscript"/>
+        </w:rPr>
+        <w:t>μ</w:t>
+      </w:r>
+      <w:r>
+        <w:t>γ</w:t>
+      </w:r>
+      <w:r>
+        <w:rPr>
+          <w:vertAlign w:val="subscript"/>
+        </w:rPr>
+        <w:t>μ</w:t>
+      </w:r>
+      <w:r>
+        <w:t>=m·4=4m, using γ</w:t>
+      </w:r>
+      <w:r>
+        <w:rPr>
+          <w:vertAlign w:val="superscript"/>
+        </w:rPr>
+        <w:t>μ</w:t>
+      </w:r>
+      <w:r>
+        <w:t>γ</w:t>
+      </w:r>
+      <w:r>
+        <w:rPr>
+          <w:vertAlign w:val="subscript"/>
+        </w:rPr>
+        <w:t>μ</w:t>
+      </w:r>
+      <w:r>
+        <w:t>=4 (Lesson 21). Adding the two pieces: γ</w:t>
+      </w:r>
+      <w:r>
+        <w:rPr>
+          <w:vertAlign w:val="superscript"/>
+        </w:rPr>
+        <w:t>μ</w:t>
+      </w:r>
+      <w:r>
+        <w:t>(p̸−k̸+m)γ</w:t>
+      </w:r>
+      <w:r>
+        <w:rPr>
+          <w:vertAlign w:val="subscript"/>
+        </w:rPr>
+        <w:t>μ</w:t>
+      </w:r>
+      <w:r>
+        <w:t>=−2(p̸−k̸)+4m, matching Section 3.2.</w:t>
       </w:r>
     </w:p>
     <w:p>
@@ -3358,7 +4019,25 @@
         <w:t xml:space="preserve"> </w:t>
       </w:r>
       <w:r>
-        <w:t>Vacuum polarization's trace (Lesson 63) was built from products of two momentum factors, such as (k−q)^μk^ν, each individually growing like k at large k, so their product grew like k². This lesson's numerator, 2(p̸−k̸)−4m, contains only a single power of the loop momentum (inside the p̸−k̸ term), with p and m both fixed and negligible compared to k at large k, so it grows like k¹, one power fewer.</w:t>
+        <w:t>Vacuum polarization's trace (Lesson 63) was built from products of two momentum factors, such as (k−q)</w:t>
+      </w:r>
+      <w:r>
+        <w:rPr>
+          <w:vertAlign w:val="superscript"/>
+        </w:rPr>
+        <w:t>μ</w:t>
+      </w:r>
+      <w:r>
+        <w:t>k</w:t>
+      </w:r>
+      <w:r>
+        <w:rPr>
+          <w:vertAlign w:val="superscript"/>
+        </w:rPr>
+        <w:t>ν</w:t>
+      </w:r>
+      <w:r>
+        <w:t>, each individually growing like k at large k, so their product grew like k². This lesson's numerator, 2(p̸−k̸)−4m, contains only a single power of the loop momentum (inside the p̸−k̸ term), with p and m both fixed and negligible compared to k at large k, so it grows like k¹, one power fewer.</w:t>
       </w:r>
     </w:p>
     <w:p>
@@ -3428,7 +4107,16 @@
         <w:t xml:space="preserve"> </w:t>
       </w:r>
       <w:r>
-        <w:t>The only building blocks available for constructing Σ(p) are the fixed number m, the external momentum p, and the gamma matrices; γ⁵ (Lesson 21's chirality matrix) carries no dependence on p or m and would need to appear multiplied by some scalar function, but nothing in this diagram's construction (built entirely from ordinary γ^μ vertices and ordinary propagators) produces a γ⁵ anywhere, so no term of that kind can appear, and Lorentz invariance restricts the available matrix structures to I and p̸ exactly as Section 5.1 stated.</w:t>
+        <w:t>The only building blocks available for constructing Σ(p) are the fixed number m, the external momentum p, and the gamma matrices; γ⁵ (Lesson 21's chirality matrix) carries no dependence on p or m and would need to appear multiplied by some scalar function, but nothing in this diagram's construction (built entirely from ordinary γ</w:t>
+      </w:r>
+      <w:r>
+        <w:rPr>
+          <w:vertAlign w:val="superscript"/>
+        </w:rPr>
+        <w:t>μ</w:t>
+      </w:r>
+      <w:r>
+        <w:t xml:space="preserve"> vertices and ordinary propagators) produces a γ⁵ anywhere, so no term of that kind can appear, and Lorentz invariance restricts the available matrix structures to I and p̸ exactly as Section 5.1 stated.</w:t>
       </w:r>
     </w:p>
     <w:p>
@@ -3456,7 +4144,25 @@
         <w:t xml:space="preserve"> </w:t>
       </w:r>
       <w:r>
-        <w:t>The free Dirac Lagrangian's mass term, −mψ̄ψ, pairs the constant m with the identity structure implicit in ψ̄ψ (no gamma matrix beyond what is already contracted), suggesting that A(p²), the coefficient of the identity matrix I in Σ(p), is the piece more directly associated with a shift in the electron's mass, since it multiplies the same matrix structure the original mass term does; B(p²), multiplying p̸ instead, is associated with the kinetic term ψ̄iγ^μ∂_μψ's own structure instead.</w:t>
+        <w:t>The free Dirac Lagrangian's mass term, −mψ̄ψ, pairs the constant m with the identity structure implicit in ψ̄ψ (no gamma matrix beyond what is already contracted), suggesting that A(p²), the coefficient of the identity matrix I in Σ(p), is the piece more directly associated with a shift in the electron's mass, since it multiplies the same matrix structure the original mass term does; B(p²), multiplying p̸ instead, is associated with the kinetic term ψ̄iγ</w:t>
+      </w:r>
+      <w:r>
+        <w:rPr>
+          <w:vertAlign w:val="superscript"/>
+        </w:rPr>
+        <w:t>μ</w:t>
+      </w:r>
+      <w:r>
+        <w:t>∂</w:t>
+      </w:r>
+      <w:r>
+        <w:rPr>
+          <w:vertAlign w:val="subscript"/>
+        </w:rPr>
+        <w:t>μ</w:t>
+      </w:r>
+      <w:r>
+        <w:t>ψ's own structure instead.</w:t>
       </w:r>
     </w:p>
     <w:p>
@@ -3464,55 +4170,12 @@
         <w:pStyle w:val="Heading2"/>
       </w:pPr>
       <w:r>
-        <w:t>Mastery checklist</w:t>
+        <w:t>Mastery check</w:t>
       </w:r>
     </w:p>
     <w:p>
-      <w:pPr>
-        <w:pStyle w:val="ListBullet"/>
-      </w:pPr>
       <w:r>
-        <w:t>I can draw the self-energy diagram and identify its two vertices and two internal lines.</w:t>
-      </w:r>
-    </w:p>
-    <w:p>
-      <w:pPr>
-        <w:pStyle w:val="ListBullet"/>
-      </w:pPr>
-      <w:r>
-        <w:t>I can explain why this diagram has no closed-loop minus sign and no trace, unlike vacuum polarization.</w:t>
-      </w:r>
-    </w:p>
-    <w:p>
-      <w:pPr>
-        <w:pStyle w:val="ListBullet"/>
-      </w:pPr>
-      <w:r>
-        <w:t>I can assemble Σ(p) from its four pieces and collect the numerical prefactor.</w:t>
-      </w:r>
-    </w:p>
-    <w:p>
-      <w:pPr>
-        <w:pStyle w:val="ListBullet"/>
-      </w:pPr>
-      <w:r>
-        <w:t>I can reuse Lesson 55's identity to simplify the numerator with no new gamma-matrix algebra.</w:t>
-      </w:r>
-    </w:p>
-    <w:p>
-      <w:pPr>
-        <w:pStyle w:val="ListBullet"/>
-      </w:pPr>
-      <w:r>
-        <w:t>I can count powers of k to show this integral diverges linearly, one power more gently than vacuum polarization.</w:t>
-      </w:r>
-    </w:p>
-    <w:p>
-      <w:pPr>
-        <w:pStyle w:val="ListBullet"/>
-      </w:pPr>
-      <w:r>
-        <w:t>I can state the general structure Σ(p)=A(p²)+B(p²)p̸ and explain why Lorentz invariance forces it.</w:t>
+        <w:t>Before moving on, do the Core exercises without looking at the solutions and state this lesson's main result from memory. If both go smoothly, continue; if not, reread the sections the missed exercises cite.</w:t>
       </w:r>
     </w:p>
     <w:p>
@@ -3564,7 +4227,7 @@
         <w:color w:val="5A5A5A"/>
         <w:sz w:val="16"/>
       </w:rPr>
-      <w:t>QED Course   Lesson 64</w:t>
+      <w:t>A QED Course   Lesson 64</w:t>
     </w:r>
   </w:p>
 </w:hdr>
